--- a/documents/source/RIZOIU_CV.docx
+++ b/documents/source/RIZOIU_CV.docx
@@ -941,7 +941,7 @@
                 <w:shd w:fill="auto" w:val="clear"/>
                 <w:lang w:val="en-AU"/>
               </w:rPr>
-              <w:t xml:space="preserve">Marian-Andrei Rizoiu is an Associate Professor leading the </w:t>
+              <w:t xml:space="preserve">Marian-Andrei Rizoiu is a Professor leading the </w:t>
             </w:r>
             <w:hyperlink r:id="rId10">
               <w:r>
